--- a/Documentation/Backend Roadmap.docx
+++ b/Documentation/Backend Roadmap.docx
@@ -39,6 +39,26 @@
         </w:rPr>
         <w:t>⭐⭐⭐⭐⭐</w:t>
       </w:r>
+      <w:r>
+        <w:rPr>
+          <w:rFonts w:ascii="Segoe UI Emoji" w:hAnsi="Segoe UI Emoji" w:cs="Segoe UI Emoji"/>
+          <w:b/>
+          <w:bCs/>
+        </w:rPr>
+        <w:t xml:space="preserve"> </w:t>
+      </w:r>
+      <w:r>
+        <w:rPr>
+          <w:rFonts w:ascii="Segoe UI Emoji" w:hAnsi="Segoe UI Emoji" w:cs="Segoe UI Emoji"/>
+          <w:b/>
+          <w:bCs/>
+          <w:color w:val="70AD47" w:themeColor="accent6"/>
+          <w:sz w:val="28"/>
+          <w:szCs w:val="28"/>
+          <w:u w:val="single"/>
+        </w:rPr>
+        <w:t>Done</w:t>
+      </w:r>
     </w:p>
     <w:p>
       <w:r>
@@ -209,7 +229,7 @@
     <w:p>
       <w:r>
         <w:pict w14:anchorId="3520E310">
-          <v:rect id="_x0000_i1091" style="width:0;height:1.5pt" o:hralign="center" o:hrstd="t" o:hr="t" fillcolor="#a0a0a0" stroked="f"/>
+          <v:rect id="_x0000_i1025" style="width:0;height:1.5pt" o:hralign="center" o:hrstd="t" o:hr="t" fillcolor="#a0a0a0" stroked="f"/>
         </w:pict>
       </w:r>
     </w:p>
@@ -235,6 +255,26 @@
         </w:rPr>
         <w:t>⭐⭐⭐⭐⭐</w:t>
       </w:r>
+      <w:r>
+        <w:rPr>
+          <w:rFonts w:ascii="Segoe UI Emoji" w:hAnsi="Segoe UI Emoji" w:cs="Segoe UI Emoji"/>
+          <w:b/>
+          <w:bCs/>
+        </w:rPr>
+        <w:t xml:space="preserve"> </w:t>
+      </w:r>
+      <w:r>
+        <w:rPr>
+          <w:rFonts w:ascii="Segoe UI Emoji" w:hAnsi="Segoe UI Emoji" w:cs="Segoe UI Emoji"/>
+          <w:b/>
+          <w:bCs/>
+          <w:color w:val="70AD47" w:themeColor="accent6"/>
+          <w:sz w:val="28"/>
+          <w:szCs w:val="28"/>
+          <w:u w:val="single"/>
+        </w:rPr>
+        <w:t>Done</w:t>
+      </w:r>
     </w:p>
     <w:p>
       <w:r>
@@ -306,13 +346,15 @@
       </w:r>
       <w:r>
         <w:br/>
-        <w:t>↓</w:t>
-      </w:r>
-      <w:r>
-        <w:br/>
       </w:r>
       <w:r>
         <w:lastRenderedPageBreak/>
+        <w:t>↓</w:t>
+      </w:r>
+      <w:r>
+        <w:br/>
+      </w:r>
+      <w:r>
         <w:br/>
         <w:t>Batch</w:t>
       </w:r>
@@ -379,7 +421,7 @@
     <w:p>
       <w:r>
         <w:pict w14:anchorId="49B3B60D">
-          <v:rect id="_x0000_i1092" style="width:0;height:1.5pt" o:hralign="center" o:hrstd="t" o:hr="t" fillcolor="#a0a0a0" stroked="f"/>
+          <v:rect id="_x0000_i1026" style="width:0;height:1.5pt" o:hralign="center" o:hrstd="t" o:hr="t" fillcolor="#a0a0a0" stroked="f"/>
         </w:pict>
       </w:r>
     </w:p>
@@ -405,6 +447,26 @@
         </w:rPr>
         <w:t>⭐⭐⭐⭐⭐</w:t>
       </w:r>
+      <w:r>
+        <w:rPr>
+          <w:rFonts w:ascii="Segoe UI Emoji" w:hAnsi="Segoe UI Emoji" w:cs="Segoe UI Emoji"/>
+          <w:b/>
+          <w:bCs/>
+        </w:rPr>
+        <w:t xml:space="preserve"> </w:t>
+      </w:r>
+      <w:r>
+        <w:rPr>
+          <w:rFonts w:ascii="Segoe UI Emoji" w:hAnsi="Segoe UI Emoji" w:cs="Segoe UI Emoji"/>
+          <w:b/>
+          <w:bCs/>
+          <w:color w:val="70AD47" w:themeColor="accent6"/>
+          <w:sz w:val="28"/>
+          <w:szCs w:val="28"/>
+          <w:u w:val="single"/>
+        </w:rPr>
+        <w:t>Done</w:t>
+      </w:r>
     </w:p>
     <w:p>
       <w:r>
@@ -477,10 +539,61 @@
         <w:t>This is where your Storage buckets become useful.</w:t>
       </w:r>
     </w:p>
+    <w:p/>
+    <w:p>
+      <w:r>
+        <w:t xml:space="preserve">Phase 4 </w:t>
+      </w:r>
+      <w:r>
+        <w:t>Generic Storage</w:t>
+      </w:r>
+      <w:r>
+        <w:t xml:space="preserve"> </w:t>
+      </w:r>
+      <w:r>
+        <w:rPr>
+          <w:rFonts w:ascii="Segoe UI Emoji" w:hAnsi="Segoe UI Emoji" w:cs="Segoe UI Emoji"/>
+          <w:b/>
+          <w:bCs/>
+          <w:color w:val="70AD47" w:themeColor="accent6"/>
+          <w:sz w:val="28"/>
+          <w:szCs w:val="28"/>
+          <w:u w:val="single"/>
+        </w:rPr>
+        <w:t>Done</w:t>
+      </w:r>
+    </w:p>
+    <w:p>
+      <w:pPr>
+        <w:ind w:left="720"/>
+      </w:pPr>
+      <w:r>
+        <w:lastRenderedPageBreak/>
+        <w:t xml:space="preserve">Phase 5 </w:t>
+      </w:r>
+      <w:r>
+        <w:t>Question Bank</w:t>
+      </w:r>
+      <w:r>
+        <w:t xml:space="preserve"> </w:t>
+      </w:r>
+      <w:r>
+        <w:rPr>
+          <w:rFonts w:ascii="Segoe UI Emoji" w:hAnsi="Segoe UI Emoji" w:cs="Segoe UI Emoji"/>
+          <w:b/>
+          <w:bCs/>
+          <w:color w:val="70AD47" w:themeColor="accent6"/>
+          <w:sz w:val="28"/>
+          <w:szCs w:val="28"/>
+          <w:u w:val="single"/>
+        </w:rPr>
+        <w:t>Done</w:t>
+      </w:r>
+    </w:p>
     <w:p>
       <w:r>
         <w:pict w14:anchorId="0E5BF761">
-          <v:rect id="_x0000_i1093" style="width:0;height:1.5pt" o:hralign="center" o:hrstd="t" o:hr="t" fillcolor="#a0a0a0" stroked="f"/>
+          <v:rect id="_x0000_i1027" style="width:0;height:1.5pt" o:hralign="center" o:hrstd="t" o:hr="t" fillcolor="#a0a0a0" stroked="f"/>
         </w:pict>
       </w:r>
     </w:p>
@@ -514,56 +627,258 @@
     </w:p>
     <w:p>
       <w:r>
+        <w:t>Purchased Courses</w:t>
+      </w:r>
+      <w:r>
+        <w:br/>
+      </w:r>
+      <w:r>
+        <w:br/>
+        <w:t>Upcoming Classes</w:t>
+      </w:r>
+      <w:r>
+        <w:br/>
+      </w:r>
+      <w:r>
+        <w:br/>
+        <w:t>Today's Classes</w:t>
+      </w:r>
+      <w:r>
+        <w:br/>
+      </w:r>
+      <w:r>
+        <w:br/>
+        <w:t>Notifications</w:t>
+      </w:r>
+      <w:r>
+        <w:br/>
+      </w:r>
+      <w:r>
+        <w:br/>
+        <w:t>Recent Mock Tests</w:t>
+      </w:r>
+      <w:r>
+        <w:br/>
+      </w:r>
+      <w:r>
+        <w:br/>
+        <w:t>Bookmarks</w:t>
+      </w:r>
+      <w:r>
+        <w:br/>
+      </w:r>
+      <w:r>
+        <w:br/>
+        <w:t>Downloads</w:t>
+      </w:r>
+    </w:p>
+    <w:p>
+      <w:r>
+        <w:pict w14:anchorId="792DF1DE">
+          <v:rect id="_x0000_i1028" style="width:0;height:1.5pt" o:hralign="center" o:hrstd="t" o:hr="t" fillcolor="#a0a0a0" stroked="f"/>
+        </w:pict>
+      </w:r>
+    </w:p>
+    <w:p>
+      <w:pPr>
+        <w:rPr>
+          <w:b/>
+          <w:bCs/>
+        </w:rPr>
+      </w:pPr>
+      <w:r>
+        <w:rPr>
+          <w:b/>
+          <w:bCs/>
+        </w:rPr>
+        <w:t xml:space="preserve">Phase 5 — Teacher Dashboard </w:t>
+      </w:r>
+      <w:r>
+        <w:rPr>
+          <w:rFonts w:ascii="Segoe UI Emoji" w:hAnsi="Segoe UI Emoji" w:cs="Segoe UI Emoji"/>
+          <w:b/>
+          <w:bCs/>
+        </w:rPr>
+        <w:t>⭐⭐⭐⭐</w:t>
+      </w:r>
+    </w:p>
+    <w:p>
+      <w:r>
+        <w:t>Teacher can:</w:t>
+      </w:r>
+    </w:p>
+    <w:p>
+      <w:r>
+        <w:t>Upload Content</w:t>
+      </w:r>
+      <w:r>
+        <w:br/>
+      </w:r>
+      <w:r>
+        <w:br/>
+        <w:t>Create Mock Test</w:t>
+      </w:r>
+      <w:r>
+        <w:br/>
+      </w:r>
+      <w:r>
+        <w:br/>
+        <w:t>Schedule Live Class</w:t>
+      </w:r>
+      <w:r>
+        <w:br/>
+      </w:r>
+      <w:r>
+        <w:br/>
+        <w:t>View Students</w:t>
+      </w:r>
+      <w:r>
+        <w:br/>
+      </w:r>
+      <w:r>
+        <w:br/>
+        <w:t>View Reports</w:t>
+      </w:r>
+    </w:p>
+    <w:p>
+      <w:r>
+        <w:pict w14:anchorId="72A4C33D">
+          <v:rect id="_x0000_i1029" style="width:0;height:1.5pt" o:hralign="center" o:hrstd="t" o:hr="t" fillcolor="#a0a0a0" stroked="f"/>
+        </w:pict>
+      </w:r>
+    </w:p>
+    <w:p>
+      <w:pPr>
+        <w:rPr>
+          <w:b/>
+          <w:bCs/>
+        </w:rPr>
+      </w:pPr>
+      <w:r>
+        <w:rPr>
+          <w:b/>
+          <w:bCs/>
+        </w:rPr>
+        <w:t xml:space="preserve">Phase 6 — Mock Test Engine </w:t>
+      </w:r>
+      <w:r>
+        <w:rPr>
+          <w:rFonts w:ascii="Segoe UI Emoji" w:hAnsi="Segoe UI Emoji" w:cs="Segoe UI Emoji"/>
+          <w:b/>
+          <w:bCs/>
+        </w:rPr>
+        <w:t>⭐⭐⭐⭐⭐</w:t>
+      </w:r>
+    </w:p>
+    <w:p>
+      <w:r>
+        <w:t>This is your biggest feature.</w:t>
+      </w:r>
+    </w:p>
+    <w:p>
+      <w:r>
+        <w:t>Flow:</w:t>
+      </w:r>
+    </w:p>
+    <w:p>
+      <w:r>
+        <w:t>Student</w:t>
+      </w:r>
+      <w:r>
+        <w:br/>
+      </w:r>
+      <w:r>
+        <w:br/>
+        <w:t>↓</w:t>
+      </w:r>
+      <w:r>
+        <w:br/>
+      </w:r>
+      <w:r>
+        <w:br/>
+        <w:t>Start Test</w:t>
+      </w:r>
+      <w:r>
+        <w:br/>
+      </w:r>
+      <w:r>
+        <w:br/>
+        <w:t>↓</w:t>
+      </w:r>
+      <w:r>
+        <w:br/>
+      </w:r>
+      <w:r>
         <w:lastRenderedPageBreak/>
-        <w:t>Purchased Courses</w:t>
-      </w:r>
-      <w:r>
-        <w:br/>
-      </w:r>
-      <w:r>
-        <w:br/>
-        <w:t>Upcoming Classes</w:t>
-      </w:r>
-      <w:r>
-        <w:br/>
-      </w:r>
-      <w:r>
-        <w:br/>
-        <w:t>Today's Classes</w:t>
-      </w:r>
-      <w:r>
-        <w:br/>
-      </w:r>
-      <w:r>
-        <w:br/>
-        <w:t>Notifications</w:t>
-      </w:r>
-      <w:r>
-        <w:br/>
-      </w:r>
-      <w:r>
-        <w:br/>
-        <w:t>Recent Mock Tests</w:t>
-      </w:r>
-      <w:r>
-        <w:br/>
-      </w:r>
-      <w:r>
-        <w:br/>
-        <w:t>Bookmarks</w:t>
-      </w:r>
-      <w:r>
-        <w:br/>
-      </w:r>
-      <w:r>
-        <w:br/>
-        <w:t>Downloads</w:t>
-      </w:r>
-    </w:p>
-    <w:p>
-      <w:r>
-        <w:pict w14:anchorId="792DF1DE">
-          <v:rect id="_x0000_i1094" style="width:0;height:1.5pt" o:hralign="center" o:hrstd="t" o:hr="t" fillcolor="#a0a0a0" stroked="f"/>
+        <w:br/>
+        <w:t>Timer</w:t>
+      </w:r>
+      <w:r>
+        <w:br/>
+      </w:r>
+      <w:r>
+        <w:br/>
+        <w:t>↓</w:t>
+      </w:r>
+      <w:r>
+        <w:br/>
+      </w:r>
+      <w:r>
+        <w:br/>
+        <w:t>Auto Save</w:t>
+      </w:r>
+      <w:r>
+        <w:br/>
+      </w:r>
+      <w:r>
+        <w:br/>
+        <w:t>↓</w:t>
+      </w:r>
+      <w:r>
+        <w:br/>
+      </w:r>
+      <w:r>
+        <w:br/>
+        <w:t>Submit</w:t>
+      </w:r>
+      <w:r>
+        <w:br/>
+      </w:r>
+      <w:r>
+        <w:br/>
+        <w:t>↓</w:t>
+      </w:r>
+      <w:r>
+        <w:br/>
+      </w:r>
+      <w:r>
+        <w:br/>
+        <w:t>Evaluation</w:t>
+      </w:r>
+      <w:r>
+        <w:br/>
+      </w:r>
+      <w:r>
+        <w:br/>
+        <w:t>↓</w:t>
+      </w:r>
+      <w:r>
+        <w:br/>
+      </w:r>
+      <w:r>
+        <w:br/>
+        <w:t>Analytics</w:t>
+      </w:r>
+    </w:p>
+    <w:p>
+      <w:r>
+        <w:t>Build this carefully.</w:t>
+      </w:r>
+    </w:p>
+    <w:p>
+      <w:r>
+        <w:pict w14:anchorId="35E2E316">
+          <v:rect id="_x0000_i1030" style="width:0;height:1.5pt" o:hralign="center" o:hrstd="t" o:hr="t" fillcolor="#a0a0a0" stroked="f"/>
         </w:pict>
       </w:r>
     </w:p>
@@ -579,7 +894,7 @@
           <w:b/>
           <w:bCs/>
         </w:rPr>
-        <w:t xml:space="preserve">Phase 5 — Teacher Dashboard </w:t>
+        <w:t xml:space="preserve">Phase 7 — PYQ Module </w:t>
       </w:r>
       <w:r>
         <w:rPr>
@@ -592,46 +907,83 @@
     </w:p>
     <w:p>
       <w:r>
-        <w:t>Teacher can:</w:t>
-      </w:r>
-    </w:p>
-    <w:p>
-      <w:r>
-        <w:t>Upload Content</w:t>
-      </w:r>
-      <w:r>
-        <w:br/>
-      </w:r>
-      <w:r>
-        <w:br/>
-        <w:t>Create Mock Test</w:t>
-      </w:r>
-      <w:r>
-        <w:br/>
-      </w:r>
-      <w:r>
-        <w:br/>
-        <w:t>Schedule Live Class</w:t>
-      </w:r>
-      <w:r>
-        <w:br/>
-      </w:r>
-      <w:r>
-        <w:br/>
-        <w:t>View Students</w:t>
-      </w:r>
-      <w:r>
-        <w:br/>
-      </w:r>
-      <w:r>
-        <w:br/>
-        <w:t>View Reports</w:t>
-      </w:r>
-    </w:p>
-    <w:p>
-      <w:r>
-        <w:pict w14:anchorId="72A4C33D">
-          <v:rect id="_x0000_i1095" style="width:0;height:1.5pt" o:hralign="center" o:hrstd="t" o:hr="t" fillcolor="#a0a0a0" stroked="f"/>
+        <w:t>Browse PYQ</w:t>
+      </w:r>
+      <w:r>
+        <w:br/>
+      </w:r>
+      <w:r>
+        <w:br/>
+        <w:t>↓</w:t>
+      </w:r>
+      <w:r>
+        <w:br/>
+      </w:r>
+      <w:r>
+        <w:br/>
+        <w:t>Purchase</w:t>
+      </w:r>
+      <w:r>
+        <w:br/>
+      </w:r>
+      <w:r>
+        <w:br/>
+        <w:t>↓</w:t>
+      </w:r>
+      <w:r>
+        <w:br/>
+      </w:r>
+      <w:r>
+        <w:br/>
+        <w:t>Unlock</w:t>
+      </w:r>
+      <w:r>
+        <w:br/>
+      </w:r>
+      <w:r>
+        <w:br/>
+        <w:t>↓</w:t>
+      </w:r>
+      <w:r>
+        <w:br/>
+      </w:r>
+      <w:r>
+        <w:br/>
+        <w:t>Practice</w:t>
+      </w:r>
+      <w:r>
+        <w:br/>
+      </w:r>
+      <w:r>
+        <w:br/>
+        <w:t>↓</w:t>
+      </w:r>
+      <w:r>
+        <w:br/>
+      </w:r>
+      <w:r>
+        <w:br/>
+        <w:t>Mock Test</w:t>
+      </w:r>
+      <w:r>
+        <w:br/>
+      </w:r>
+      <w:r>
+        <w:br/>
+        <w:t>↓</w:t>
+      </w:r>
+      <w:r>
+        <w:br/>
+      </w:r>
+      <w:r>
+        <w:br/>
+        <w:t>Solutions</w:t>
+      </w:r>
+    </w:p>
+    <w:p>
+      <w:r>
+        <w:pict w14:anchorId="5C2E9A6F">
+          <v:rect id="_x0000_i1031" style="width:0;height:1.5pt" o:hralign="center" o:hrstd="t" o:hr="t" fillcolor="#a0a0a0" stroked="f"/>
         </w:pict>
       </w:r>
     </w:p>
@@ -647,7 +999,7 @@
           <w:b/>
           <w:bCs/>
         </w:rPr>
-        <w:t xml:space="preserve">Phase 6 — Mock Test Engine </w:t>
+        <w:t xml:space="preserve">Phase 8 — Subscription Module </w:t>
       </w:r>
       <w:r>
         <w:rPr>
@@ -655,149 +1007,13 @@
           <w:b/>
           <w:bCs/>
         </w:rPr>
-        <w:t>⭐⭐⭐⭐⭐</w:t>
-      </w:r>
-    </w:p>
-    <w:p>
-      <w:r>
-        <w:t>This is your biggest feature.</w:t>
-      </w:r>
-    </w:p>
-    <w:p>
-      <w:r>
-        <w:t>Flow:</w:t>
-      </w:r>
-    </w:p>
-    <w:p>
-      <w:r>
-        <w:t>Student</w:t>
-      </w:r>
-      <w:r>
-        <w:br/>
-      </w:r>
-      <w:r>
-        <w:br/>
-        <w:t>↓</w:t>
-      </w:r>
-      <w:r>
-        <w:br/>
-      </w:r>
-      <w:r>
-        <w:br/>
-        <w:t>Start Test</w:t>
-      </w:r>
-      <w:r>
-        <w:br/>
-      </w:r>
-      <w:r>
-        <w:br/>
-        <w:t>↓</w:t>
-      </w:r>
-      <w:r>
-        <w:br/>
-      </w:r>
-      <w:r>
-        <w:br/>
-        <w:t>Timer</w:t>
-      </w:r>
-      <w:r>
-        <w:br/>
-      </w:r>
-      <w:r>
-        <w:br/>
-        <w:t>↓</w:t>
-      </w:r>
-      <w:r>
-        <w:br/>
-      </w:r>
-      <w:r>
-        <w:br/>
-        <w:t>Auto Save</w:t>
-      </w:r>
-      <w:r>
-        <w:br/>
-      </w:r>
-      <w:r>
-        <w:br/>
-      </w:r>
+        <w:t>⭐⭐⭐⭐</w:t>
+      </w:r>
+    </w:p>
+    <w:p>
       <w:r>
         <w:lastRenderedPageBreak/>
-        <w:t>↓</w:t>
-      </w:r>
-      <w:r>
-        <w:br/>
-      </w:r>
-      <w:r>
-        <w:br/>
-        <w:t>Submit</w:t>
-      </w:r>
-      <w:r>
-        <w:br/>
-      </w:r>
-      <w:r>
-        <w:br/>
-        <w:t>↓</w:t>
-      </w:r>
-      <w:r>
-        <w:br/>
-      </w:r>
-      <w:r>
-        <w:br/>
-        <w:t>Evaluation</w:t>
-      </w:r>
-      <w:r>
-        <w:br/>
-      </w:r>
-      <w:r>
-        <w:br/>
-        <w:t>↓</w:t>
-      </w:r>
-      <w:r>
-        <w:br/>
-      </w:r>
-      <w:r>
-        <w:br/>
-        <w:t>Analytics</w:t>
-      </w:r>
-    </w:p>
-    <w:p>
-      <w:r>
-        <w:t>Build this carefully.</w:t>
-      </w:r>
-    </w:p>
-    <w:p>
-      <w:r>
-        <w:pict w14:anchorId="35E2E316">
-          <v:rect id="_x0000_i1096" style="width:0;height:1.5pt" o:hralign="center" o:hrstd="t" o:hr="t" fillcolor="#a0a0a0" stroked="f"/>
-        </w:pict>
-      </w:r>
-    </w:p>
-    <w:p>
-      <w:pPr>
-        <w:rPr>
-          <w:b/>
-          <w:bCs/>
-        </w:rPr>
-      </w:pPr>
-      <w:r>
-        <w:rPr>
-          <w:b/>
-          <w:bCs/>
-        </w:rPr>
-        <w:t xml:space="preserve">Phase 7 — PYQ Module </w:t>
-      </w:r>
-      <w:r>
-        <w:rPr>
-          <w:rFonts w:ascii="Segoe UI Emoji" w:hAnsi="Segoe UI Emoji" w:cs="Segoe UI Emoji"/>
-          <w:b/>
-          <w:bCs/>
-        </w:rPr>
-        <w:t>⭐⭐⭐⭐</w:t>
-      </w:r>
-    </w:p>
-    <w:p>
-      <w:r>
-        <w:t>Browse PYQ</w:t>
+        <w:t>Plans</w:t>
       </w:r>
       <w:r>
         <w:br/>
@@ -825,112 +1041,6 @@
       </w:r>
       <w:r>
         <w:br/>
-        <w:t>Unlock</w:t>
-      </w:r>
-      <w:r>
-        <w:br/>
-      </w:r>
-      <w:r>
-        <w:br/>
-        <w:t>↓</w:t>
-      </w:r>
-      <w:r>
-        <w:br/>
-      </w:r>
-      <w:r>
-        <w:br/>
-        <w:t>Practice</w:t>
-      </w:r>
-      <w:r>
-        <w:br/>
-      </w:r>
-      <w:r>
-        <w:br/>
-        <w:t>↓</w:t>
-      </w:r>
-      <w:r>
-        <w:br/>
-      </w:r>
-      <w:r>
-        <w:br/>
-        <w:t>Mock Test</w:t>
-      </w:r>
-      <w:r>
-        <w:br/>
-      </w:r>
-      <w:r>
-        <w:br/>
-        <w:t>↓</w:t>
-      </w:r>
-      <w:r>
-        <w:br/>
-      </w:r>
-      <w:r>
-        <w:br/>
-        <w:t>Solutions</w:t>
-      </w:r>
-    </w:p>
-    <w:p>
-      <w:r>
-        <w:pict w14:anchorId="5C2E9A6F">
-          <v:rect id="_x0000_i1097" style="width:0;height:1.5pt" o:hralign="center" o:hrstd="t" o:hr="t" fillcolor="#a0a0a0" stroked="f"/>
-        </w:pict>
-      </w:r>
-    </w:p>
-    <w:p>
-      <w:pPr>
-        <w:rPr>
-          <w:b/>
-          <w:bCs/>
-        </w:rPr>
-      </w:pPr>
-      <w:r>
-        <w:rPr>
-          <w:b/>
-          <w:bCs/>
-        </w:rPr>
-        <w:t xml:space="preserve">Phase 8 — Subscription Module </w:t>
-      </w:r>
-      <w:r>
-        <w:rPr>
-          <w:rFonts w:ascii="Segoe UI Emoji" w:hAnsi="Segoe UI Emoji" w:cs="Segoe UI Emoji"/>
-          <w:b/>
-          <w:bCs/>
-        </w:rPr>
-        <w:t>⭐⭐⭐⭐</w:t>
-      </w:r>
-    </w:p>
-    <w:p>
-      <w:r>
-        <w:t>Plans</w:t>
-      </w:r>
-      <w:r>
-        <w:br/>
-      </w:r>
-      <w:r>
-        <w:br/>
-        <w:t>↓</w:t>
-      </w:r>
-      <w:r>
-        <w:br/>
-      </w:r>
-      <w:r>
-        <w:br/>
-        <w:t>Purchase</w:t>
-      </w:r>
-      <w:r>
-        <w:br/>
-      </w:r>
-      <w:r>
-        <w:br/>
-        <w:t>↓</w:t>
-      </w:r>
-      <w:r>
-        <w:br/>
-      </w:r>
-      <w:r>
-        <w:lastRenderedPageBreak/>
-        <w:br/>
         <w:t>Renew</w:t>
       </w:r>
       <w:r>
@@ -965,7 +1075,7 @@
     <w:p>
       <w:r>
         <w:pict w14:anchorId="02E76D31">
-          <v:rect id="_x0000_i1098" style="width:0;height:1.5pt" o:hralign="center" o:hrstd="t" o:hr="t" fillcolor="#a0a0a0" stroked="f"/>
+          <v:rect id="_x0000_i1032" style="width:0;height:1.5pt" o:hralign="center" o:hrstd="t" o:hr="t" fillcolor="#a0a0a0" stroked="f"/>
         </w:pict>
       </w:r>
     </w:p>
@@ -1133,6 +1243,7 @@
       </w:pPr>
       <w:proofErr w:type="spellStart"/>
       <w:r>
+        <w:lastRenderedPageBreak/>
         <w:t>Signaling</w:t>
       </w:r>
       <w:proofErr w:type="spellEnd"/>
@@ -1165,7 +1276,7 @@
     <w:p>
       <w:r>
         <w:pict w14:anchorId="0354B49D">
-          <v:rect id="_x0000_i1099" style="width:0;height:1.5pt" o:hralign="center" o:hrstd="t" o:hr="t" fillcolor="#a0a0a0" stroked="f"/>
+          <v:rect id="_x0000_i1033" style="width:0;height:1.5pt" o:hralign="center" o:hrstd="t" o:hr="t" fillcolor="#a0a0a0" stroked="f"/>
         </w:pict>
       </w:r>
     </w:p>
@@ -1194,162 +1305,200 @@
     </w:p>
     <w:p>
       <w:r>
+        <w:t>Generate reports from the data already collected.</w:t>
+      </w:r>
+    </w:p>
+    <w:p>
+      <w:r>
+        <w:pict w14:anchorId="63A1AD46">
+          <v:rect id="_x0000_i1034" style="width:0;height:1.5pt" o:hralign="center" o:hrstd="t" o:hr="t" fillcolor="#a0a0a0" stroked="f"/>
+        </w:pict>
+      </w:r>
+    </w:p>
+    <w:p>
+      <w:pPr>
+        <w:rPr>
+          <w:b/>
+          <w:bCs/>
+        </w:rPr>
+      </w:pPr>
+      <w:r>
+        <w:rPr>
+          <w:b/>
+          <w:bCs/>
+        </w:rPr>
+        <w:t>Suggested Folder Structure</w:t>
+      </w:r>
+    </w:p>
+    <w:p>
+      <w:proofErr w:type="spellStart"/>
+      <w:r>
+        <w:t>src</w:t>
+      </w:r>
+      <w:proofErr w:type="spellEnd"/>
+      <w:r>
+        <w:t>/</w:t>
+      </w:r>
+      <w:r>
+        <w:br/>
+      </w:r>
+      <w:r>
+        <w:br/>
+      </w:r>
+      <w:proofErr w:type="spellStart"/>
+      <w:r>
+        <w:t>api</w:t>
+      </w:r>
+      <w:proofErr w:type="spellEnd"/>
+      <w:r>
+        <w:t>/</w:t>
+      </w:r>
+      <w:r>
+        <w:br/>
+      </w:r>
+      <w:r>
+        <w:br/>
+        <w:t>services/</w:t>
+      </w:r>
+      <w:r>
+        <w:br/>
+      </w:r>
+      <w:r>
+        <w:br/>
+        <w:t>repositories/</w:t>
+      </w:r>
+      <w:r>
+        <w:br/>
+      </w:r>
+      <w:r>
+        <w:br/>
+        <w:t>hooks/</w:t>
+      </w:r>
+      <w:r>
+        <w:br/>
+      </w:r>
+      <w:r>
+        <w:br/>
+        <w:t>store/</w:t>
+      </w:r>
+      <w:r>
+        <w:br/>
+      </w:r>
+      <w:r>
+        <w:br/>
+        <w:t>navigation/</w:t>
+      </w:r>
+      <w:r>
+        <w:br/>
+      </w:r>
+      <w:r>
+        <w:br/>
+        <w:t>screens/</w:t>
+      </w:r>
+      <w:r>
+        <w:br/>
+      </w:r>
+      <w:r>
+        <w:br/>
+        <w:t>components/</w:t>
+      </w:r>
+      <w:r>
+        <w:br/>
+      </w:r>
+      <w:r>
+        <w:br/>
+        <w:t>lib/</w:t>
+      </w:r>
+      <w:r>
+        <w:br/>
+      </w:r>
+      <w:r>
+        <w:br/>
+        <w:t>utils/</w:t>
+      </w:r>
+      <w:r>
+        <w:br/>
+      </w:r>
+      <w:r>
+        <w:br/>
+        <w:t>types/</w:t>
+      </w:r>
+    </w:p>
+    <w:p>
+      <w:r>
+        <w:t>Keep a clean architecture.</w:t>
+      </w:r>
+    </w:p>
+    <w:p>
+      <w:r>
+        <w:pict w14:anchorId="4C8136C8">
+          <v:rect id="_x0000_i1035" style="width:0;height:1.5pt" o:hralign="center" o:hrstd="t" o:hr="t" fillcolor="#a0a0a0" stroked="f"/>
+        </w:pict>
+      </w:r>
+    </w:p>
+    <w:p>
+      <w:pPr>
+        <w:rPr>
+          <w:b/>
+          <w:bCs/>
+        </w:rPr>
+      </w:pPr>
+      <w:r>
+        <w:rPr>
+          <w:b/>
+          <w:bCs/>
+        </w:rPr>
+        <w:t>Development Order</w:t>
+      </w:r>
+    </w:p>
+    <w:p>
+      <w:r>
+        <w:t xml:space="preserve">Database </w:t>
+      </w:r>
+      <w:r>
+        <w:rPr>
+          <w:rFonts w:ascii="Segoe UI Emoji" w:hAnsi="Segoe UI Emoji" w:cs="Segoe UI Emoji"/>
+        </w:rPr>
+        <w:t>✅</w:t>
+      </w:r>
+      <w:r>
+        <w:br/>
+      </w:r>
+      <w:r>
+        <w:br/>
+      </w:r>
+      <w:r>
+        <w:rPr>
+          <w:rFonts w:ascii="Calibri" w:hAnsi="Calibri" w:cs="Calibri"/>
+        </w:rPr>
+        <w:t>↓</w:t>
+      </w:r>
+      <w:r>
+        <w:br/>
+      </w:r>
+      <w:r>
+        <w:br/>
+        <w:t>Authentication</w:t>
+      </w:r>
+      <w:r>
+        <w:br/>
+      </w:r>
+      <w:r>
+        <w:br/>
+      </w:r>
+      <w:r>
+        <w:rPr>
+          <w:rFonts w:ascii="Calibri" w:hAnsi="Calibri" w:cs="Calibri"/>
+        </w:rPr>
+        <w:t>↓</w:t>
+      </w:r>
+      <w:r>
+        <w:br/>
+      </w:r>
+      <w:r>
         <w:lastRenderedPageBreak/>
-        <w:t>Generate reports from the data already collected.</w:t>
-      </w:r>
-    </w:p>
-    <w:p>
-      <w:r>
-        <w:pict w14:anchorId="63A1AD46">
-          <v:rect id="_x0000_i1100" style="width:0;height:1.5pt" o:hralign="center" o:hrstd="t" o:hr="t" fillcolor="#a0a0a0" stroked="f"/>
-        </w:pict>
-      </w:r>
-    </w:p>
-    <w:p>
-      <w:pPr>
-        <w:rPr>
-          <w:b/>
-          <w:bCs/>
-        </w:rPr>
-      </w:pPr>
-      <w:r>
-        <w:rPr>
-          <w:b/>
-          <w:bCs/>
-        </w:rPr>
-        <w:t>Suggested Folder Structure</w:t>
-      </w:r>
-    </w:p>
-    <w:p>
-      <w:proofErr w:type="spellStart"/>
-      <w:r>
-        <w:t>src</w:t>
-      </w:r>
-      <w:proofErr w:type="spellEnd"/>
-      <w:r>
-        <w:t>/</w:t>
-      </w:r>
-      <w:r>
-        <w:br/>
-      </w:r>
-      <w:r>
-        <w:br/>
-      </w:r>
-      <w:proofErr w:type="spellStart"/>
-      <w:r>
-        <w:t>api</w:t>
-      </w:r>
-      <w:proofErr w:type="spellEnd"/>
-      <w:r>
-        <w:t>/</w:t>
-      </w:r>
-      <w:r>
-        <w:br/>
-      </w:r>
-      <w:r>
-        <w:br/>
-        <w:t>services/</w:t>
-      </w:r>
-      <w:r>
-        <w:br/>
-      </w:r>
-      <w:r>
-        <w:br/>
-        <w:t>repositories/</w:t>
-      </w:r>
-      <w:r>
-        <w:br/>
-      </w:r>
-      <w:r>
-        <w:br/>
-        <w:t>hooks/</w:t>
-      </w:r>
-      <w:r>
-        <w:br/>
-      </w:r>
-      <w:r>
-        <w:br/>
-        <w:t>store/</w:t>
-      </w:r>
-      <w:r>
-        <w:br/>
-      </w:r>
-      <w:r>
-        <w:br/>
-        <w:t>navigation/</w:t>
-      </w:r>
-      <w:r>
-        <w:br/>
-      </w:r>
-      <w:r>
-        <w:br/>
-        <w:t>screens/</w:t>
-      </w:r>
-      <w:r>
-        <w:br/>
-      </w:r>
-      <w:r>
-        <w:br/>
-        <w:t>components/</w:t>
-      </w:r>
-      <w:r>
-        <w:br/>
-      </w:r>
-      <w:r>
-        <w:br/>
-        <w:t>lib/</w:t>
-      </w:r>
-      <w:r>
-        <w:br/>
-      </w:r>
-      <w:r>
-        <w:br/>
-        <w:t>utils/</w:t>
-      </w:r>
-      <w:r>
-        <w:br/>
-      </w:r>
-      <w:r>
-        <w:br/>
-        <w:t>types/</w:t>
-      </w:r>
-    </w:p>
-    <w:p>
-      <w:r>
-        <w:t>Keep a clean architecture.</w:t>
-      </w:r>
-    </w:p>
-    <w:p>
-      <w:r>
-        <w:pict w14:anchorId="4C8136C8">
-          <v:rect id="_x0000_i1101" style="width:0;height:1.5pt" o:hralign="center" o:hrstd="t" o:hr="t" fillcolor="#a0a0a0" stroked="f"/>
-        </w:pict>
-      </w:r>
-    </w:p>
-    <w:p>
-      <w:pPr>
-        <w:rPr>
-          <w:b/>
-          <w:bCs/>
-        </w:rPr>
-      </w:pPr>
-      <w:r>
-        <w:rPr>
-          <w:b/>
-          <w:bCs/>
-        </w:rPr>
-        <w:t>Development Order</w:t>
-      </w:r>
-    </w:p>
-    <w:p>
-      <w:r>
-        <w:t xml:space="preserve">Database </w:t>
-      </w:r>
-      <w:r>
-        <w:rPr>
-          <w:rFonts w:ascii="Segoe UI Emoji" w:hAnsi="Segoe UI Emoji" w:cs="Segoe UI Emoji"/>
-        </w:rPr>
-        <w:t>✅</w:t>
+        <w:br/>
+        <w:t>Academic</w:t>
       </w:r>
       <w:r>
         <w:br/>
@@ -1368,7 +1517,7 @@
       </w:r>
       <w:r>
         <w:br/>
-        <w:t>Authentication</w:t>
+        <w:t>Content</w:t>
       </w:r>
       <w:r>
         <w:br/>
@@ -1386,45 +1535,6 @@
         <w:br/>
       </w:r>
       <w:r>
-        <w:br/>
-        <w:t>Academic</w:t>
-      </w:r>
-      <w:r>
-        <w:br/>
-      </w:r>
-      <w:r>
-        <w:br/>
-      </w:r>
-      <w:r>
-        <w:rPr>
-          <w:rFonts w:ascii="Calibri" w:hAnsi="Calibri" w:cs="Calibri"/>
-        </w:rPr>
-        <w:t>↓</w:t>
-      </w:r>
-      <w:r>
-        <w:br/>
-      </w:r>
-      <w:r>
-        <w:br/>
-        <w:t>Content</w:t>
-      </w:r>
-      <w:r>
-        <w:br/>
-      </w:r>
-      <w:r>
-        <w:br/>
-      </w:r>
-      <w:r>
-        <w:rPr>
-          <w:rFonts w:ascii="Calibri" w:hAnsi="Calibri" w:cs="Calibri"/>
-        </w:rPr>
-        <w:t>↓</w:t>
-      </w:r>
-      <w:r>
-        <w:br/>
-      </w:r>
-      <w:r>
-        <w:lastRenderedPageBreak/>
         <w:br/>
         <w:t>Student Dashboard</w:t>
       </w:r>
